--- a/Items.docx
+++ b/Items.docx
@@ -283,6 +283,71 @@
     </w:p>
     <w:p>
       <w:pPr>
+        <w:pStyle w:val="ListParagraph"/>
+        <w:numPr>
+          <w:ilvl w:val="0"/>
+          <w:numId w:val="7"/>
+        </w:numPr>
+      </w:pPr>
+      <w:r>
+        <w:t xml:space="preserve">There must be an active internet connection, either supplied via an ethernet or access the desktop to setup a </w:t>
+      </w:r>
+      <w:proofErr w:type="spellStart"/>
+      <w:r>
+        <w:t>WiFi</w:t>
+      </w:r>
+      <w:proofErr w:type="spellEnd"/>
+      <w:r>
+        <w:t xml:space="preserve"> connection using the controls at to the left of the clock.</w:t>
+      </w:r>
+    </w:p>
+    <w:p>
+      <w:pPr>
+        <w:pStyle w:val="ListParagraph"/>
+        <w:numPr>
+          <w:ilvl w:val="0"/>
+          <w:numId w:val="7"/>
+        </w:numPr>
+      </w:pPr>
+      <w:r>
+        <w:lastRenderedPageBreak/>
+        <w:t>Tap the screen 10 times to bring up the “secret menu”</w:t>
+      </w:r>
+    </w:p>
+    <w:p>
+      <w:pPr>
+        <w:pStyle w:val="ListParagraph"/>
+        <w:numPr>
+          <w:ilvl w:val="0"/>
+          <w:numId w:val="7"/>
+        </w:numPr>
+      </w:pPr>
+      <w:r>
+        <w:t>Wait a few seconds for the Kiosk to verify it can connect to the internet</w:t>
+      </w:r>
+    </w:p>
+    <w:p>
+      <w:pPr>
+        <w:pStyle w:val="ListParagraph"/>
+        <w:numPr>
+          <w:ilvl w:val="0"/>
+          <w:numId w:val="7"/>
+        </w:numPr>
+      </w:pPr>
+      <w:r>
+        <w:t>Press “Check for Update</w:t>
+      </w:r>
+      <w:proofErr w:type="gramStart"/>
+      <w:r>
+        <w:t>”, and</w:t>
+      </w:r>
+      <w:proofErr w:type="gramEnd"/>
+      <w:r>
+        <w:t xml:space="preserve"> allow the process to finish. It will restart the Kiosk automatically and should restore you to the page you were on.</w:t>
+      </w:r>
+    </w:p>
+    <w:p>
+      <w:pPr>
         <w:rPr>
           <w:b/>
           <w:bCs/>
@@ -294,7 +359,6 @@
         <w:pStyle w:val="Heading2"/>
       </w:pPr>
       <w:r>
-        <w:lastRenderedPageBreak/>
         <w:t>Shutting down</w:t>
       </w:r>
     </w:p>
@@ -554,6 +618,7 @@
         </w:numPr>
       </w:pPr>
       <w:r>
+        <w:lastRenderedPageBreak/>
         <w:t>Expand the menu for “Preferences”, then choose “Screen Configuration”</w:t>
       </w:r>
     </w:p>
@@ -607,7 +672,6 @@
         </w:numPr>
       </w:pPr>
       <w:r>
-        <w:lastRenderedPageBreak/>
         <w:t>In the “Screen Updated” press “OK”</w:t>
       </w:r>
     </w:p>
@@ -1115,6 +1179,92 @@
     </w:lvl>
   </w:abstractNum>
   <w:abstractNum w:abstractNumId="5" w15:restartNumberingAfterBreak="0">
+    <w:nsid w:val="55F142A9"/>
+    <w:multiLevelType w:val="hybridMultilevel"/>
+    <w:tmpl w:val="550AF272"/>
+    <w:lvl w:ilvl="0" w:tplc="FFFFFFFF">
+      <w:start w:val="1"/>
+      <w:numFmt w:val="decimal"/>
+      <w:lvlText w:val="%1."/>
+      <w:lvlJc w:val="left"/>
+      <w:pPr>
+        <w:ind w:left="720" w:hanging="360"/>
+      </w:pPr>
+    </w:lvl>
+    <w:lvl w:ilvl="1" w:tplc="FFFFFFFF" w:tentative="1">
+      <w:start w:val="1"/>
+      <w:numFmt w:val="lowerLetter"/>
+      <w:lvlText w:val="%2."/>
+      <w:lvlJc w:val="left"/>
+      <w:pPr>
+        <w:ind w:left="1440" w:hanging="360"/>
+      </w:pPr>
+    </w:lvl>
+    <w:lvl w:ilvl="2" w:tplc="FFFFFFFF" w:tentative="1">
+      <w:start w:val="1"/>
+      <w:numFmt w:val="lowerRoman"/>
+      <w:lvlText w:val="%3."/>
+      <w:lvlJc w:val="right"/>
+      <w:pPr>
+        <w:ind w:left="2160" w:hanging="180"/>
+      </w:pPr>
+    </w:lvl>
+    <w:lvl w:ilvl="3" w:tplc="FFFFFFFF" w:tentative="1">
+      <w:start w:val="1"/>
+      <w:numFmt w:val="decimal"/>
+      <w:lvlText w:val="%4."/>
+      <w:lvlJc w:val="left"/>
+      <w:pPr>
+        <w:ind w:left="2880" w:hanging="360"/>
+      </w:pPr>
+    </w:lvl>
+    <w:lvl w:ilvl="4" w:tplc="FFFFFFFF" w:tentative="1">
+      <w:start w:val="1"/>
+      <w:numFmt w:val="lowerLetter"/>
+      <w:lvlText w:val="%5."/>
+      <w:lvlJc w:val="left"/>
+      <w:pPr>
+        <w:ind w:left="3600" w:hanging="360"/>
+      </w:pPr>
+    </w:lvl>
+    <w:lvl w:ilvl="5" w:tplc="FFFFFFFF" w:tentative="1">
+      <w:start w:val="1"/>
+      <w:numFmt w:val="lowerRoman"/>
+      <w:lvlText w:val="%6."/>
+      <w:lvlJc w:val="right"/>
+      <w:pPr>
+        <w:ind w:left="4320" w:hanging="180"/>
+      </w:pPr>
+    </w:lvl>
+    <w:lvl w:ilvl="6" w:tplc="FFFFFFFF" w:tentative="1">
+      <w:start w:val="1"/>
+      <w:numFmt w:val="decimal"/>
+      <w:lvlText w:val="%7."/>
+      <w:lvlJc w:val="left"/>
+      <w:pPr>
+        <w:ind w:left="5040" w:hanging="360"/>
+      </w:pPr>
+    </w:lvl>
+    <w:lvl w:ilvl="7" w:tplc="FFFFFFFF" w:tentative="1">
+      <w:start w:val="1"/>
+      <w:numFmt w:val="lowerLetter"/>
+      <w:lvlText w:val="%8."/>
+      <w:lvlJc w:val="left"/>
+      <w:pPr>
+        <w:ind w:left="5760" w:hanging="360"/>
+      </w:pPr>
+    </w:lvl>
+    <w:lvl w:ilvl="8" w:tplc="FFFFFFFF" w:tentative="1">
+      <w:start w:val="1"/>
+      <w:numFmt w:val="lowerRoman"/>
+      <w:lvlText w:val="%9."/>
+      <w:lvlJc w:val="right"/>
+      <w:pPr>
+        <w:ind w:left="6480" w:hanging="180"/>
+      </w:pPr>
+    </w:lvl>
+  </w:abstractNum>
+  <w:abstractNum w:abstractNumId="6" w15:restartNumberingAfterBreak="0">
     <w:nsid w:val="6236740F"/>
     <w:multiLevelType w:val="hybridMultilevel"/>
     <w:tmpl w:val="550AF272"/>
@@ -1204,7 +1354,7 @@
     <w:abstractNumId w:val="1"/>
   </w:num>
   <w:num w:numId="2" w16cid:durableId="80882779">
-    <w:abstractNumId w:val="5"/>
+    <w:abstractNumId w:val="6"/>
   </w:num>
   <w:num w:numId="3" w16cid:durableId="997155885">
     <w:abstractNumId w:val="4"/>
@@ -1217,6 +1367,9 @@
   </w:num>
   <w:num w:numId="6" w16cid:durableId="1992060126">
     <w:abstractNumId w:val="3"/>
+  </w:num>
+  <w:num w:numId="7" w16cid:durableId="233928185">
+    <w:abstractNumId w:val="5"/>
   </w:num>
 </w:numbering>
 </file>
